--- a/Progra 3/TP03-Greedy/informe/Programación 3 Trabajo Informe.docx
+++ b/Progra 3/TP03-Greedy/informe/Programación 3 Trabajo Informe.docx
@@ -989,21 +989,19 @@
         <w:rPr>
           <w:rFonts w:ascii="Arial" w:hAnsi="Arial" w:cs="Arial"/>
         </w:rPr>
-        <w:t xml:space="preserve">, el algoritmo alcanzó correctamente la posición [4,4] después de </w:t>
-      </w:r>
-      <w:r>
-        <w:rPr>
-          <w:rFonts w:ascii="Arial" w:hAnsi="Arial" w:cs="Arial"/>
-          <w:b/>
-          <w:bCs/>
-        </w:rPr>
-        <w:t>8 movimientos</w:t>
-      </w:r>
-      <w:r>
-        <w:rPr>
-          <w:rFonts w:ascii="Arial" w:hAnsi="Arial" w:cs="Arial"/>
-        </w:rPr>
-        <w:t>. La distancia Manhattan disminuyó en cada decisión hasta alcanzar el valor cero. Este escenario muestra un caso donde la decisión local tomada por Greedy conduce de forma directa al destino.</w:t>
+        <w:t>, el algoritmo alcanzó correctamente la posición [4,4] después de</w:t>
+      </w:r>
+      <w:r>
+        <w:rPr>
+          <w:rFonts w:ascii="Arial" w:hAnsi="Arial" w:cs="Arial"/>
+        </w:rPr>
+        <w:t xml:space="preserve"> 8 movimientos. </w:t>
+      </w:r>
+      <w:r>
+        <w:rPr>
+          <w:rFonts w:ascii="Arial" w:hAnsi="Arial" w:cs="Arial"/>
+        </w:rPr>
+        <w:t>La distancia Manhattan disminuyó en cada decisión hasta alcanzar el valor cero. Este escenario muestra un caso donde la decisión local tomada por Greedy conduce de forma directa al destino.</w:t>
       </w:r>
     </w:p>
     <w:p>
@@ -1035,16 +1033,14 @@
       <w:r>
         <w:rPr>
           <w:rFonts w:ascii="Arial" w:hAnsi="Arial" w:cs="Arial"/>
-          <w:b/>
-          <w:bCs/>
-        </w:rPr>
-        <w:t>20 movimientos</w:t>
-      </w:r>
-      <w:r>
-        <w:rPr>
-          <w:rFonts w:ascii="Arial" w:hAnsi="Arial" w:cs="Arial"/>
-        </w:rPr>
-        <w:t xml:space="preserve">. Según el caso de prueba proporcionado por la cátedra, existe una ruta posible de solamente </w:t>
+        </w:rPr>
+        <w:t>20 movimientos.</w:t>
+      </w:r>
+      <w:r>
+        <w:rPr>
+          <w:rFonts w:ascii="Arial" w:hAnsi="Arial" w:cs="Arial"/>
+        </w:rPr>
+        <w:t xml:space="preserve"> Según el caso de prueba proporcionado por la cátedra, existe una ruta posible de solamente </w:t>
       </w:r>
       <w:r>
         <w:rPr>
@@ -1090,8 +1086,6 @@
       <w:r>
         <w:rPr>
           <w:rFonts w:ascii="Arial" w:hAnsi="Arial" w:cs="Arial"/>
-          <w:b/>
-          <w:bCs/>
         </w:rPr>
         <w:t>12 movimientos</w:t>
       </w:r>
@@ -1176,48 +1170,111 @@
       <w:pPr>
         <w:rPr>
           <w:rFonts w:ascii="Arial" w:hAnsi="Arial" w:cs="Arial"/>
-        </w:rPr>
-      </w:pPr>
-    </w:p>
-    <w:p>
-      <w:pPr>
-        <w:rPr>
-          <w:rFonts w:ascii="Arial" w:hAnsi="Arial" w:cs="Arial"/>
-        </w:rPr>
-      </w:pPr>
-    </w:p>
-    <w:p>
-      <w:pPr>
-        <w:rPr>
-          <w:rFonts w:ascii="Arial" w:hAnsi="Arial" w:cs="Arial"/>
-        </w:rPr>
-      </w:pPr>
-    </w:p>
-    <w:p>
-      <w:pPr>
-        <w:rPr>
-          <w:rFonts w:ascii="Arial" w:hAnsi="Arial" w:cs="Arial"/>
-        </w:rPr>
-      </w:pPr>
-    </w:p>
-    <w:p>
-      <w:pPr>
-        <w:rPr>
-          <w:rFonts w:ascii="Arial" w:hAnsi="Arial" w:cs="Arial"/>
-        </w:rPr>
-      </w:pPr>
-    </w:p>
-    <w:p>
-      <w:pPr>
-        <w:rPr>
-          <w:rFonts w:ascii="Arial" w:hAnsi="Arial" w:cs="Arial"/>
-        </w:rPr>
-      </w:pPr>
+          <w:b/>
+          <w:bCs/>
+        </w:rPr>
+      </w:pPr>
+      <w:r>
+        <w:rPr>
+          <w:rFonts w:ascii="Arial" w:hAnsi="Arial" w:cs="Arial"/>
+          <w:b/>
+          <w:bCs/>
+        </w:rPr>
+        <w:t>Complejidad del algoritmo</w:t>
+      </w:r>
+    </w:p>
+    <w:p>
+      <w:pPr>
+        <w:rPr>
+          <w:rFonts w:ascii="Arial" w:hAnsi="Arial" w:cs="Arial"/>
+        </w:rPr>
+      </w:pPr>
+      <w:r>
+        <w:rPr>
+          <w:rFonts w:ascii="Arial" w:hAnsi="Arial" w:cs="Arial"/>
+        </w:rPr>
+        <w:t xml:space="preserve">Para analizar la complejidad temporal se considera el peor caso, tomando como \(N\) la cantidad total de celdas de la grilla. La función de distancia Manhattan tiene complejidad </w:t>
+      </w:r>
+      <w:proofErr w:type="gramStart"/>
+      <w:r>
+        <w:rPr>
+          <w:rFonts w:ascii="Arial" w:hAnsi="Arial" w:cs="Arial"/>
+        </w:rPr>
+        <w:t>O(</w:t>
+      </w:r>
+      <w:proofErr w:type="gramEnd"/>
+      <w:r>
+        <w:rPr>
+          <w:rFonts w:ascii="Arial" w:hAnsi="Arial" w:cs="Arial"/>
+        </w:rPr>
+        <w:t xml:space="preserve">1), ya que realiza una cantidad constante de operaciones independientemente del tamaño del mapa. Del mismo modo, en cada paso se generan como máximo cuatro candidatos —ARRIBA, DERECHA, </w:t>
+      </w:r>
       <w:r>
         <w:rPr>
           <w:rFonts w:ascii="Arial" w:hAnsi="Arial" w:cs="Arial"/>
         </w:rPr>
         <w:lastRenderedPageBreak/>
+        <w:t>ABAJO e IZQUIERDA—, por lo que tanto la generación como la selección entre ellos tienen costo constante.</w:t>
+      </w:r>
+    </w:p>
+    <w:p>
+      <w:pPr>
+        <w:rPr>
+          <w:rFonts w:ascii="Arial" w:hAnsi="Arial" w:cs="Arial"/>
+        </w:rPr>
+      </w:pPr>
+      <w:r>
+        <w:rPr>
+          <w:rFonts w:ascii="Arial" w:hAnsi="Arial" w:cs="Arial"/>
+        </w:rPr>
+        <w:t>Sin embargo, en la implementación realizada las posiciones visitadas se almacenan en una lista. Para verificar si un candidato ya fue visitado se utiliza una búsqueda dentro de dicha lista, operación que en el peor caso puede requerir recorrer hasta \(N\) elementos. Como el algoritmo puede realizar hasta \(N\) movimientos sin repetir celdas, el costo total en el peor caso resulta O(N²). Las demás operaciones, como la validación inicial del mapa y la traducción de la ruta a instrucciones para el robot, tienen complejidad O(N), por lo que no modifican la complejidad dominante del algoritmo. En cuanto al espacio utilizado, la ruta recorrida y la lista de posiciones visitadas pueden almacenar hasta \(N\) elementos, por lo que la complejidad espacial es O(N).</w:t>
+      </w:r>
+    </w:p>
+    <w:p>
+      <w:pPr>
+        <w:rPr>
+          <w:rFonts w:ascii="Arial" w:hAnsi="Arial" w:cs="Arial"/>
+        </w:rPr>
+      </w:pPr>
+    </w:p>
+    <w:p>
+      <w:pPr>
+        <w:rPr>
+          <w:rFonts w:ascii="Arial" w:hAnsi="Arial" w:cs="Arial"/>
+        </w:rPr>
+      </w:pPr>
+    </w:p>
+    <w:p>
+      <w:pPr>
+        <w:rPr>
+          <w:rFonts w:ascii="Arial" w:hAnsi="Arial" w:cs="Arial"/>
+        </w:rPr>
+      </w:pPr>
+    </w:p>
+    <w:p>
+      <w:pPr>
+        <w:rPr>
+          <w:rFonts w:ascii="Arial" w:hAnsi="Arial" w:cs="Arial"/>
+        </w:rPr>
+      </w:pPr>
+    </w:p>
+    <w:p>
+      <w:pPr>
+        <w:rPr>
+          <w:rFonts w:ascii="Arial" w:hAnsi="Arial" w:cs="Arial"/>
+        </w:rPr>
+      </w:pPr>
+    </w:p>
+    <w:p>
+      <w:pPr>
+        <w:rPr>
+          <w:rFonts w:ascii="Arial" w:hAnsi="Arial" w:cs="Arial"/>
+        </w:rPr>
+      </w:pPr>
+      <w:r>
+        <w:rPr>
+          <w:rFonts w:ascii="Arial" w:hAnsi="Arial" w:cs="Arial"/>
+        </w:rPr>
         <w:t>Resultados:</w:t>
       </w:r>
     </w:p>
@@ -1251,6 +1308,7 @@
           <w:rFonts w:ascii="Arial" w:hAnsi="Arial" w:cs="Arial"/>
           <w:noProof/>
         </w:rPr>
+        <w:lastRenderedPageBreak/>
         <w:drawing>
           <wp:inline distT="0" distB="0" distL="0" distR="0" wp14:anchorId="15850DE2" wp14:editId="46261C7B">
             <wp:extent cx="5400040" cy="4805045"/>
@@ -2086,7 +2144,6 @@
   <w:style w:type="character" w:default="1" w:styleId="DefaultParagraphFont">
     <w:name w:val="Default Paragraph Font"/>
     <w:uiPriority w:val="1"/>
-    <w:semiHidden/>
     <w:unhideWhenUsed/>
   </w:style>
   <w:style w:type="table" w:default="1" w:styleId="TableNormal">

--- a/Progra 3/TP03-Greedy/informe/Programación 3 Trabajo Informe.docx
+++ b/Progra 3/TP03-Greedy/informe/Programación 3 Trabajo Informe.docx
@@ -1227,29 +1227,20 @@
         <w:rPr>
           <w:rFonts w:ascii="Arial" w:hAnsi="Arial" w:cs="Arial"/>
         </w:rPr>
-        <w:t>Sin embargo, en la implementación realizada las posiciones visitadas se almacenan en una lista. Para verificar si un candidato ya fue visitado se utiliza una búsqueda dentro de dicha lista, operación que en el peor caso puede requerir recorrer hasta \(N\) elementos. Como el algoritmo puede realizar hasta \(N\) movimientos sin repetir celdas, el costo total en el peor caso resulta O(N²). Las demás operaciones, como la validación inicial del mapa y la traducción de la ruta a instrucciones para el robot, tienen complejidad O(N), por lo que no modifican la complejidad dominante del algoritmo. En cuanto al espacio utilizado, la ruta recorrida y la lista de posiciones visitadas pueden almacenar hasta \(N\) elementos, por lo que la complejidad espacial es O(N).</w:t>
-      </w:r>
-    </w:p>
-    <w:p>
-      <w:pPr>
-        <w:rPr>
-          <w:rFonts w:ascii="Arial" w:hAnsi="Arial" w:cs="Arial"/>
-        </w:rPr>
-      </w:pPr>
-    </w:p>
-    <w:p>
-      <w:pPr>
-        <w:rPr>
-          <w:rFonts w:ascii="Arial" w:hAnsi="Arial" w:cs="Arial"/>
-        </w:rPr>
-      </w:pPr>
-    </w:p>
-    <w:p>
-      <w:pPr>
-        <w:rPr>
-          <w:rFonts w:ascii="Arial" w:hAnsi="Arial" w:cs="Arial"/>
-        </w:rPr>
-      </w:pPr>
+        <w:t>Sin embargo, en la implementación realizada las posiciones visitadas se almacenan en una lista. Para verificar si un candidato ya fue visitado se utiliza una búsqueda dentro de dicha lista, operación que en el peor caso puede requerir recorrer hasta N elementos. Como el algoritmo puede realizar hasta</w:t>
+      </w:r>
+      <w:r>
+        <w:rPr>
+          <w:rFonts w:ascii="Arial" w:hAnsi="Arial" w:cs="Arial"/>
+        </w:rPr>
+        <w:t xml:space="preserve"> </w:t>
+      </w:r>
+      <w:r>
+        <w:rPr>
+          <w:rFonts w:ascii="Arial" w:hAnsi="Arial" w:cs="Arial"/>
+        </w:rPr>
+        <w:t>N movimientos sin repetir celdas, el costo total en el peor caso resulta O(N²). Las demás operaciones, como la validación inicial del mapa y la traducción de la ruta a instrucciones para el robot, tienen complejidad O(N), por lo que no modifican la complejidad dominante del algoritmo. En cuanto al espacio utilizado, la ruta recorrida y la lista de posiciones visitadas pueden almacenar hasta N elementos, por lo que la complejidad espacial es O(N).</w:t>
+      </w:r>
     </w:p>
     <w:p>
       <w:pPr>
@@ -1308,7 +1299,6 @@
           <w:rFonts w:ascii="Arial" w:hAnsi="Arial" w:cs="Arial"/>
           <w:noProof/>
         </w:rPr>
-        <w:lastRenderedPageBreak/>
         <w:drawing>
           <wp:inline distT="0" distB="0" distL="0" distR="0" wp14:anchorId="15850DE2" wp14:editId="46261C7B">
             <wp:extent cx="5400040" cy="4805045"/>
@@ -1362,6 +1352,7 @@
           <w:szCs w:val="22"/>
           <w:u w:val="single"/>
         </w:rPr>
+        <w:lastRenderedPageBreak/>
         <w:t>Mapa 2:</w:t>
       </w:r>
     </w:p>
@@ -1424,7 +1415,6 @@
           <w:rFonts w:ascii="Arial" w:hAnsi="Arial" w:cs="Arial"/>
           <w:noProof/>
         </w:rPr>
-        <w:lastRenderedPageBreak/>
         <w:drawing>
           <wp:inline distT="0" distB="0" distL="0" distR="0" wp14:anchorId="6232C349" wp14:editId="063AA95B">
             <wp:extent cx="5400040" cy="4714875"/>
@@ -1470,12 +1460,31 @@
           <w:szCs w:val="22"/>
         </w:rPr>
       </w:pPr>
-      <w:r>
+    </w:p>
+    <w:p>
+      <w:pPr>
         <w:rPr>
           <w:rFonts w:ascii="Arial" w:hAnsi="Arial" w:cs="Arial"/>
           <w:sz w:val="22"/>
           <w:szCs w:val="22"/>
         </w:rPr>
+      </w:pPr>
+    </w:p>
+    <w:p>
+      <w:pPr>
+        <w:rPr>
+          <w:rFonts w:ascii="Arial" w:hAnsi="Arial" w:cs="Arial"/>
+          <w:sz w:val="22"/>
+          <w:szCs w:val="22"/>
+        </w:rPr>
+      </w:pPr>
+      <w:r>
+        <w:rPr>
+          <w:rFonts w:ascii="Arial" w:hAnsi="Arial" w:cs="Arial"/>
+          <w:sz w:val="22"/>
+          <w:szCs w:val="22"/>
+        </w:rPr>
+        <w:lastRenderedPageBreak/>
         <w:t>Mapa 3:</w:t>
       </w:r>
     </w:p>
@@ -2144,6 +2153,7 @@
   <w:style w:type="character" w:default="1" w:styleId="DefaultParagraphFont">
     <w:name w:val="Default Paragraph Font"/>
     <w:uiPriority w:val="1"/>
+    <w:semiHidden/>
     <w:unhideWhenUsed/>
   </w:style>
   <w:style w:type="table" w:default="1" w:styleId="TableNormal">
